--- a/manual_usuario.docx
+++ b/manual_usuario.docx
@@ -31,7 +31,7 @@
           <w:color w:val="606060"/>
           <w:sz w:val="20"/>
         </w:rPr>
-        <w:t>Versión 1.0 — 28 de septiembre de 2026</w:t>
+        <w:t>Versión 1.1 — 3 de octubre de 2026</w:t>
       </w:r>
     </w:p>
     <w:p/>
@@ -87,7 +87,7 @@
     </w:p>
     <w:p>
       <w:r>
-        <w:t>La aplicación se arranca con el script supervisor.sh, indicando el archivo de entrada y el archivo de salida temporal:</w:t>
+        <w:t>La aplicación se arranca con el script supervisor.sh, sin argumentos. Primero se abre la ventana de solicitud de catálogos (Seisan, eventquery y la exportación de SeisComp) y, al terminar, la ventana principal de revisión:</w:t>
       </w:r>
     </w:p>
     <w:p>
@@ -100,7 +100,17 @@
           <w:rFonts w:ascii="Consolas" w:hAnsi="Consolas"/>
           <w:sz w:val="18"/>
         </w:rPr>
-        <w:t>./supervisor.sh &lt;archivo_entrada.csv&gt; &lt;archivo_salida.dat&gt;</w:t>
+        <w:t>./supervisor.sh</w:t>
+      </w:r>
+    </w:p>
+    <w:p>
+      <w:r>
+        <w:t>Si uno de los tres catálogos no se puede obtener, el sistema ya no se detiene: abre la revisión igual, avisa cuáles quedaron afuera y deja re-exportarlos desde el menú.</w:t>
+      </w:r>
+    </w:p>
+    <w:p>
+      <w:r>
+        <w:t>El modo antiguo sigue disponible para un período suelto con el catálogo ya elegido: ./supervisor.sh &lt;archivo_entrada.csv&gt; &lt;archivo_salida.dat&gt;.</w:t>
       </w:r>
     </w:p>
     <w:p>
@@ -145,7 +155,7 @@
     </w:p>
     <w:p>
       <w:r>
-        <w:t>Con un archivo de entrada y un select.out ya disponibles, el botón de análisis ejecuta seis etapas en orden. El registro muestra el detalle de cada una y la barra indica el avance.</w:t>
+        <w:t>El botón «Procesar catálogos» corre el análisis en etapas (incluida la conversión y atribución a SeisComp) y, con los mismos catálogos ya en disco, genera el conjunto de eventos de todas las fuentes. El registro muestra el detalle de cada etapa y la barra indica el avance.</w:t>
       </w:r>
     </w:p>
     <w:tbl>
@@ -165,12 +175,7 @@
             <w:tcW w:type="dxa" w:w="2880"/>
           </w:tcPr>
           <w:p>
-            <w:r/>
             <w:r>
-              <w:rPr>
-                <w:b/>
-                <w:sz w:val="18"/>
-              </w:rPr>
               <w:t>Etapa</w:t>
             </w:r>
           </w:p>
@@ -180,12 +185,7 @@
             <w:tcW w:type="dxa" w:w="2880"/>
           </w:tcPr>
           <w:p>
-            <w:r/>
             <w:r>
-              <w:rPr>
-                <w:b/>
-                <w:sz w:val="18"/>
-              </w:rPr>
               <w:t>Qué hace</w:t>
             </w:r>
           </w:p>
@@ -195,12 +195,7 @@
             <w:tcW w:type="dxa" w:w="2880"/>
           </w:tcPr>
           <w:p>
-            <w:r/>
             <w:r>
-              <w:rPr>
-                <w:b/>
-                <w:sz w:val="18"/>
-              </w:rPr>
               <w:t>Qué archivo deja para revisar</w:t>
             </w:r>
           </w:p>
@@ -212,11 +207,7 @@
             <w:tcW w:type="dxa" w:w="2880"/>
           </w:tcPr>
           <w:p>
-            <w:r/>
             <w:r>
-              <w:rPr>
-                <w:sz w:val="18"/>
-              </w:rPr>
               <w:t>Procesando query</w:t>
             </w:r>
           </w:p>
@@ -226,11 +217,7 @@
             <w:tcW w:type="dxa" w:w="2880"/>
           </w:tcPr>
           <w:p>
-            <w:r/>
             <w:r>
-              <w:rPr>
-                <w:sz w:val="18"/>
-              </w:rPr>
               <w:t>Normaliza el archivo de entrada y ordena los eventos por hora.</w:t>
             </w:r>
           </w:p>
@@ -240,11 +227,7 @@
             <w:tcW w:type="dxa" w:w="2880"/>
           </w:tcPr>
           <w:p>
-            <w:r/>
             <w:r>
-              <w:rPr>
-                <w:sz w:val="18"/>
-              </w:rPr>
               <w:t>—</w:t>
             </w:r>
           </w:p>
@@ -256,11 +239,7 @@
             <w:tcW w:type="dxa" w:w="2880"/>
           </w:tcPr>
           <w:p>
-            <w:r/>
             <w:r>
-              <w:rPr>
-                <w:sz w:val="18"/>
-              </w:rPr>
               <w:t>Revisando select</w:t>
             </w:r>
           </w:p>
@@ -270,11 +249,7 @@
             <w:tcW w:type="dxa" w:w="2880"/>
           </w:tcPr>
           <w:p>
-            <w:r/>
             <w:r>
-              <w:rPr>
-                <w:sz w:val="18"/>
-              </w:rPr>
               <w:t>Decide qué eventos del select son revisables y cuáles quedan excluidos.</w:t>
             </w:r>
           </w:p>
@@ -284,11 +259,7 @@
             <w:tcW w:type="dxa" w:w="2880"/>
           </w:tcPr>
           <w:p>
-            <w:r/>
             <w:r>
-              <w:rPr>
-                <w:sz w:val="18"/>
-              </w:rPr>
               <w:t>informes/excluidos.txt</w:t>
             </w:r>
           </w:p>
@@ -300,11 +271,7 @@
             <w:tcW w:type="dxa" w:w="2880"/>
           </w:tcPr>
           <w:p>
-            <w:r/>
             <w:r>
-              <w:rPr>
-                <w:sz w:val="18"/>
-              </w:rPr>
               <w:t>Revisando collect</w:t>
             </w:r>
           </w:p>
@@ -314,11 +281,7 @@
             <w:tcW w:type="dxa" w:w="2880"/>
           </w:tcPr>
           <w:p>
-            <w:r/>
             <w:r>
-              <w:rPr>
-                <w:sz w:val="18"/>
-              </w:rPr>
               <w:t>Arma la tabla maestra de la revisión y un archivo por analista.</w:t>
             </w:r>
           </w:p>
@@ -328,11 +291,7 @@
             <w:tcW w:type="dxa" w:w="2880"/>
           </w:tcPr>
           <w:p>
-            <w:r/>
             <w:r>
-              <w:rPr>
-                <w:sz w:val="18"/>
-              </w:rPr>
               <w:t>datos/salida_collect.csv</w:t>
             </w:r>
           </w:p>
@@ -344,11 +303,7 @@
             <w:tcW w:type="dxa" w:w="2880"/>
           </w:tcPr>
           <w:p>
-            <w:r/>
             <w:r>
-              <w:rPr>
-                <w:sz w:val="18"/>
-              </w:rPr>
               <w:t>Comparando publicados v/s procesados</w:t>
             </w:r>
           </w:p>
@@ -358,11 +313,7 @@
             <w:tcW w:type="dxa" w:w="2880"/>
           </w:tcPr>
           <w:p>
-            <w:r/>
             <w:r>
-              <w:rPr>
-                <w:sz w:val="18"/>
-              </w:rPr>
               <w:t>Detecta eventos del catálogo público que no fueron publicados, y los que cambiaron.</w:t>
             </w:r>
           </w:p>
@@ -372,11 +323,7 @@
             <w:tcW w:type="dxa" w:w="2880"/>
           </w:tcPr>
           <w:p>
-            <w:r/>
             <w:r>
-              <w:rPr>
-                <w:sz w:val="18"/>
-              </w:rPr>
               <w:t>informes/no_pub_*.txt, informes/no_act_*.txt</w:t>
             </w:r>
           </w:p>
@@ -388,11 +335,39 @@
             <w:tcW w:type="dxa" w:w="2880"/>
           </w:tcPr>
           <w:p>
-            <w:r/>
             <w:r>
-              <w:rPr>
-                <w:sz w:val="18"/>
-              </w:rPr>
+              <w:t>Convirtiendo y atribuyendo SeisComp</w:t>
+            </w:r>
+          </w:p>
+        </w:tc>
+        <w:tc>
+          <w:tcPr>
+            <w:tcW w:type="dxa" w:w="2880"/>
+          </w:tcPr>
+          <w:p>
+            <w:r>
+              <w:t>Convierte la exportación de SeisComp y atribuye los publicados a esa fuente.</w:t>
+            </w:r>
+          </w:p>
+        </w:tc>
+        <w:tc>
+          <w:tcPr>
+            <w:tcW w:type="dxa" w:w="2880"/>
+          </w:tcPr>
+          <w:p>
+            <w:r>
+              <w:t>datos/seiscomp_parametros.csv, informes/no_act_seiscomp_*.txt</w:t>
+            </w:r>
+          </w:p>
+        </w:tc>
+      </w:tr>
+      <w:tr>
+        <w:tc>
+          <w:tcPr>
+            <w:tcW w:type="dxa" w:w="2880"/>
+          </w:tcPr>
+          <w:p>
+            <w:r>
               <w:t>Revisando excluidos</w:t>
             </w:r>
           </w:p>
@@ -402,11 +377,7 @@
             <w:tcW w:type="dxa" w:w="2880"/>
           </w:tcPr>
           <w:p>
-            <w:r/>
             <w:r>
-              <w:rPr>
-                <w:sz w:val="18"/>
-              </w:rPr>
               <w:t>Normaliza el listado de excluidos y busca repeticiones.</w:t>
             </w:r>
           </w:p>
@@ -416,11 +387,7 @@
             <w:tcW w:type="dxa" w:w="2880"/>
           </w:tcPr>
           <w:p>
-            <w:r/>
             <w:r>
-              <w:rPr>
-                <w:sz w:val="18"/>
-              </w:rPr>
               <w:t>datos/excluidos.csv, informes/rep_seisan_exclu.txt</w:t>
             </w:r>
           </w:p>
@@ -432,11 +399,7 @@
             <w:tcW w:type="dxa" w:w="2880"/>
           </w:tcPr>
           <w:p>
-            <w:r/>
             <w:r>
-              <w:rPr>
-                <w:sz w:val="18"/>
-              </w:rPr>
               <w:t>Revisando repetidos</w:t>
             </w:r>
           </w:p>
@@ -446,11 +409,7 @@
             <w:tcW w:type="dxa" w:w="2880"/>
           </w:tcPr>
           <w:p>
-            <w:r/>
             <w:r>
-              <w:rPr>
-                <w:sz w:val="18"/>
-              </w:rPr>
               <w:t>Busca eventos repetidos dentro de cada fuente.</w:t>
             </w:r>
           </w:p>
@@ -460,12 +419,40 @@
             <w:tcW w:type="dxa" w:w="2880"/>
           </w:tcPr>
           <w:p>
-            <w:r/>
             <w:r>
-              <w:rPr>
-                <w:sz w:val="18"/>
-              </w:rPr>
               <w:t>informes/rep_*.txt</w:t>
+            </w:r>
+          </w:p>
+        </w:tc>
+      </w:tr>
+      <w:tr>
+        <w:tc>
+          <w:tcPr>
+            <w:tcW w:type="dxa" w:w="2880"/>
+          </w:tcPr>
+          <w:p>
+            <w:r>
+              <w:t>Generando paneles</w:t>
+            </w:r>
+          </w:p>
+        </w:tc>
+        <w:tc>
+          <w:tcPr>
+            <w:tcW w:type="dxa" w:w="2880"/>
+          </w:tcPr>
+          <w:p>
+            <w:r>
+              <w:t>Genera el JSON de todas las fuentes y arma las pestañas.</w:t>
+            </w:r>
+          </w:p>
+        </w:tc>
+        <w:tc>
+          <w:tcPr>
+            <w:tcW w:type="dxa" w:w="2880"/>
+          </w:tcPr>
+          <w:p>
+            <w:r>
+              <w:t>datos/eventos_*.json</w:t>
             </w:r>
           </w:p>
         </w:tc>
@@ -487,7 +474,7 @@
     </w:p>
     <w:p>
       <w:r>
-        <w:t>Terminado el análisis, los botones de fuente generan el conjunto de eventos con perfil y abren el panel de mapas. Hay tres botones disponibles:</w:t>
+        <w:t>El mismo botón «Procesar catálogos» genera el conjunto de eventos con perfil de todas las fuentes (Seisan, eventquery, SeisComp y los dos «No publicados») y deja los paneles listos en sus pestañas. No hay que pulsar un botón por fuente. La barra lateral se organiza así:</w:t>
       </w:r>
     </w:p>
     <w:tbl>
@@ -507,13 +494,8 @@
             <w:tcW w:type="dxa" w:w="2880"/>
           </w:tcPr>
           <w:p>
-            <w:r/>
             <w:r>
-              <w:rPr>
-                <w:b/>
-                <w:sz w:val="18"/>
-              </w:rPr>
-              <w:t>Botón</w:t>
+              <w:t>Bloque / opción</w:t>
             </w:r>
           </w:p>
         </w:tc>
@@ -522,13 +504,8 @@
             <w:tcW w:type="dxa" w:w="2880"/>
           </w:tcPr>
           <w:p>
-            <w:r/>
             <w:r>
-              <w:rPr>
-                <w:b/>
-                <w:sz w:val="18"/>
-              </w:rPr>
-              <w:t>Qué genera</w:t>
+              <w:t>Qué hace</w:t>
             </w:r>
           </w:p>
         </w:tc>
@@ -537,12 +514,7 @@
             <w:tcW w:type="dxa" w:w="2880"/>
           </w:tcPr>
           <w:p>
-            <w:r/>
             <w:r>
-              <w:rPr>
-                <w:b/>
-                <w:sz w:val="18"/>
-              </w:rPr>
               <w:t>Cuándo usarlo</w:t>
             </w:r>
           </w:p>
@@ -554,12 +526,8 @@
             <w:tcW w:type="dxa" w:w="2880"/>
           </w:tcPr>
           <w:p>
-            <w:r/>
             <w:r>
-              <w:rPr>
-                <w:sz w:val="18"/>
-              </w:rPr>
-              <w:t>Datos de Seisan</w:t>
+              <w:t>Procesar catálogos</w:t>
             </w:r>
           </w:p>
         </w:tc>
@@ -568,12 +536,8 @@
             <w:tcW w:type="dxa" w:w="2880"/>
           </w:tcPr>
           <w:p>
-            <w:r/>
             <w:r>
-              <w:rPr>
-                <w:sz w:val="18"/>
-              </w:rPr>
-              <w:t>El conjunto de eventos de la revisión actual, con perfil y marca de sospechoso.</w:t>
+              <w:t>Corre el análisis y genera todos los paneles y catálogos.</w:t>
             </w:r>
           </w:p>
         </w:tc>
@@ -582,12 +546,8 @@
             <w:tcW w:type="dxa" w:w="2880"/>
           </w:tcPr>
           <w:p>
-            <w:r/>
             <w:r>
-              <w:rPr>
-                <w:sz w:val="18"/>
-              </w:rPr>
-              <w:t>Es la fuente principal de trabajo.</w:t>
+              <w:t>Es el paso principal, una vez por período.</w:t>
             </w:r>
           </w:p>
         </w:tc>
@@ -598,12 +558,8 @@
             <w:tcW w:type="dxa" w:w="2880"/>
           </w:tcPr>
           <w:p>
-            <w:r/>
             <w:r>
-              <w:rPr>
-                <w:sz w:val="18"/>
-              </w:rPr>
-              <w:t>Datos de eventquery</w:t>
+              <w:t>Ver repetidos</w:t>
             </w:r>
           </w:p>
         </w:tc>
@@ -612,12 +568,8 @@
             <w:tcW w:type="dxa" w:w="2880"/>
           </w:tcPr>
           <w:p>
-            <w:r/>
             <w:r>
-              <w:rPr>
-                <w:sz w:val="18"/>
-              </w:rPr>
-              <w:t>Lo mismo, pero tomado del catálogo público completo.</w:t>
+              <w:t>Abre los informes de eventos repetidos.</w:t>
             </w:r>
           </w:p>
         </w:tc>
@@ -626,12 +578,8 @@
             <w:tcW w:type="dxa" w:w="2880"/>
           </w:tcPr>
           <w:p>
-            <w:r/>
             <w:r>
-              <w:rPr>
-                <w:sz w:val="18"/>
-              </w:rPr>
-              <w:t>Para contrastar contra el catálogo público.</w:t>
+              <w:t>Para revisar repeticiones dentro de cada fuente.</w:t>
             </w:r>
           </w:p>
         </w:tc>
@@ -642,12 +590,8 @@
             <w:tcW w:type="dxa" w:w="2880"/>
           </w:tcPr>
           <w:p>
-            <w:r/>
             <w:r>
-              <w:rPr>
-                <w:sz w:val="18"/>
-              </w:rPr>
-              <w:t>No publicados de Seisan</w:t>
+              <w:t>No publicados de Seisan / SeisComp</w:t>
             </w:r>
           </w:p>
         </w:tc>
@@ -656,12 +600,8 @@
             <w:tcW w:type="dxa" w:w="2880"/>
           </w:tcPr>
           <w:p>
-            <w:r/>
             <w:r>
-              <w:rPr>
-                <w:sz w:val="18"/>
-              </w:rPr>
-              <w:t>El conjunto de eventos no publicados detectados en el paso de comparación.</w:t>
+              <w:t>Abre el listado de eventos no publicados (magnitud ≥ 2.5) en una tabla.</w:t>
             </w:r>
           </w:p>
         </w:tc>
@@ -670,12 +610,40 @@
             <w:tcW w:type="dxa" w:w="2880"/>
           </w:tcPr>
           <w:p>
-            <w:r/>
             <w:r>
-              <w:rPr>
-                <w:sz w:val="18"/>
-              </w:rPr>
-              <w:t>Para revisar específicamente lo que no se publicó.</w:t>
+              <w:t>Para ver el conjunto completo, además del mapa del panel.</w:t>
+            </w:r>
+          </w:p>
+        </w:tc>
+      </w:tr>
+      <w:tr>
+        <w:tc>
+          <w:tcPr>
+            <w:tcW w:type="dxa" w:w="2880"/>
+          </w:tcPr>
+          <w:p>
+            <w:r>
+              <w:t>Re-exportar Seisan / eventquery / SeisComp</w:t>
+            </w:r>
+          </w:p>
+        </w:tc>
+        <w:tc>
+          <w:tcPr>
+            <w:tcW w:type="dxa" w:w="2880"/>
+          </w:tcPr>
+          <w:p>
+            <w:r>
+              <w:t>Vuelve a obtener el catálogo que falta o que cambió.</w:t>
+            </w:r>
+          </w:p>
+        </w:tc>
+        <w:tc>
+          <w:tcPr>
+            <w:tcW w:type="dxa" w:w="2880"/>
+          </w:tcPr>
+          <w:p>
+            <w:r>
+              <w:t>Cuando la extracción inicial falló o el catálogo se actualizó.</w:t>
             </w:r>
           </w:p>
         </w:tc>
@@ -684,7 +652,7 @@
     <w:p/>
     <w:p>
       <w:r>
-        <w:t>Un detalle importante: el botón de no publicados escribe sobre el mismo archivo que el botón de Seisan. Si necesita conservar ambos conjuntos, genere el de Seisan, revise, y después genere el de no publicados.</w:t>
+        <w:t>Cada fuente escribe su propio JSON, así que generar una no pisa a otra: los eventos no publicados tienen su propio panel, separado del de la fuente principal.</w:t>
       </w:r>
     </w:p>
     <w:p>
@@ -1316,7 +1284,7 @@
     </w:p>
     <w:p>
       <w:r>
-        <w:t>Un evento no actualizado es aquel que sí se publicó pero difiere de lo procesado, en posición o profundidad. Y entre los no publicados se aíslan los de magnitud 2.5 o superior, que son los que suelen justificar una revisión con más detalle.</w:t>
+        <w:t>Un evento no actualizado es aquel que sí se publicó pero difiere de lo procesado en latitud, longitud, profundidad o magnitud. La comparación es numérica y a la precisión con la que se manejan los datos (coordenadas a 3 decimales; profundidad y magnitud a 1), de modo que el mismo valor escrito con distinta cantidad de decimales no cuenta como diferencia. La tabla de «No actualizados» muestra el valor local y el publicado de cada parámetro, los deltas y una columna final con los parámetros que difieren. Entre los no publicados se aíslan los de magnitud 2.5 o superior.</w:t>
       </w:r>
     </w:p>
     <w:p>
@@ -1329,7 +1297,7 @@
     </w:p>
     <w:p>
       <w:r>
-        <w:t>La detección de repeticiones se hace por separado dentro de cada fuente, con los mismos dos filtros, y genera cuatro archivos: dos para la fuente pública y dos para la de Seisan. La ventana de búsqueda es de 6 segundos en el filtro amplio y de 3 en el estricto, dentro del margen espacial correspondiente.</w:t>
+        <w:t>La detección de repeticiones se hace por separado dentro de cada fuente, con los mismos dos filtros, y genera cuatro archivos: dos para la fuente publicada (eventquery) y dos para la de Seisan. La ventana de búsqueda es de 6 segundos en el filtro amplio y de 3 en el estricto, dentro del margen espacial correspondiente.</w:t>
       </w:r>
     </w:p>
     <w:p>
@@ -3081,6 +3049,29 @@
         <w:t>Los dos primeros mensajes no son errores: son el resumen del resultado. El resto son avisos que conviene leer antes de dar por buena una revisión.</w:t>
       </w:r>
     </w:p>
+    <w:p>
+      <w:pPr>
+        <w:pStyle w:val="Heading1"/>
+      </w:pPr>
+      <w:r>
+        <w:t>13. Menú de la ventana principal (versión 1.1)</w:t>
+      </w:r>
+    </w:p>
+    <w:p>
+      <w:r>
+        <w:t>La ventana principal agrupa las acciones en tres bloques. «Procesar» tiene el botón «Procesar catálogos», que corre el análisis y genera todos los paneles de una sola vez; se deshabilita si falta un catálogo obligatorio (el select de Seisan o el CSV de eventquery).</w:t>
+      </w:r>
+    </w:p>
+    <w:p>
+      <w:r>
+        <w:t>«Consultar» reúne «Ver repetidos» y los listados de «No publicados de Seisan» y «No publicados de SeisComp», que muestran los eventos en una tabla (complementan a los mapas del panel, que se revisan evento por evento).</w:t>
+      </w:r>
+    </w:p>
+    <w:p>
+      <w:r>
+        <w:t>«Re-exportar» tiene una opción por catálogo (Seisan, eventquery, SeisComp). Solo se habilita la del catálogo que falta o que el sistema detecta que cambió desde el último procesamiento. Al re-exportar SeisComp se refresca solo ese panel; al re-exportar Seisan o eventquery el análisis queda obsoleto y la aplicación ofrece volver a procesarlo, sin mostrar paneles con datos viejos mientras tanto.</w:t>
+      </w:r>
+    </w:p>
     <w:sectPr>
       <w:pgSz w:w="12240" w:h="15840"/>
       <w:pgMar w:top="1440" w:right="1800" w:bottom="1440" w:left="1800" w:header="720" w:footer="720" w:gutter="0"/>
